--- a/lab_task_4/screenshots.docx
+++ b/lab_task_4/screenshots.docx
@@ -3,7 +3,15 @@
 <w:document xmlns:wpc="http://schemas.microsoft.com/office/word/2010/wordprocessingCanvas" xmlns:cx="http://schemas.microsoft.com/office/drawing/2014/chartex" xmlns:cx1="http://schemas.microsoft.com/office/drawing/2015/9/8/chartex" xmlns:cx2="http://schemas.microsoft.com/office/drawing/2015/10/21/chartex" xmlns:cx3="http://schemas.microsoft.com/office/drawing/2016/5/9/chartex" xmlns:cx4="http://schemas.microsoft.com/office/drawing/2016/5/10/chartex" xmlns:cx5="http://schemas.microsoft.com/office/drawing/2016/5/11/chartex" xmlns:cx6="http://schemas.microsoft.com/office/drawing/2016/5/12/chartex" xmlns:cx7="http://schemas.microsoft.com/office/drawing/2016/5/13/chartex" xmlns:cx8="http://schemas.microsoft.com/office/drawing/2016/5/14/chartex" xmlns:mc="http://schemas.openxmlformats.org/markup-compatibility/2006" xmlns:aink="http://schemas.microsoft.com/office/drawing/2016/ink" xmlns:am3d="http://schemas.microsoft.com/office/drawing/2017/model3d" xmlns:o="urn:schemas-microsoft-com:office:office" xmlns:r="http://schemas.openxmlformats.org/officeDocument/2006/relationships" xmlns:m="http://schemas.openxmlformats.org/officeDocument/2006/math" xmlns:v="urn:schemas-microsoft-com:vml" xmlns:wp14="http://schemas.microsoft.com/office/word/2010/wordprocessingDrawing" xmlns:wp="http://schemas.openxmlformats.org/drawingml/2006/wordprocessingDrawing" xmlns:w10="urn:schemas-microsoft-com:office:word" xmlns:w="http://schemas.openxmlformats.org/wordprocessingml/2006/main" xmlns:w14="http://schemas.microsoft.com/office/word/2010/wordml" xmlns:w15="http://schemas.microsoft.com/office/word/2012/wordml" xmlns:w16cex="http://schemas.microsoft.com/office/word/2018/wordml/cex" xmlns:w16cid="http://schemas.microsoft.com/office/word/2016/wordml/cid" xmlns:w16="http://schemas.microsoft.com/office/word/2018/wordml" xmlns:w16sdtdh="http://schemas.microsoft.com/office/word/2020/wordml/sdtdatahash" xmlns:w16se="http://schemas.microsoft.com/office/word/2015/wordml/symex" xmlns:wpg="http://schemas.microsoft.com/office/word/2010/wordprocessingGroup" xmlns:wpi="http://schemas.microsoft.com/office/word/2010/wordprocessingInk" xmlns:wne="http://schemas.microsoft.com/office/word/2006/wordml" xmlns:wps="http://schemas.microsoft.com/office/word/2010/wordprocessingShape" mc:Ignorable="w14 w15 w16se w16cid w16 w16cex w16sdtdh wp14">
   <w:body>
     <w:p>
-      <w:r>
+      <w:pPr>
+        <w:rPr>
+          <w:lang w:val="en-US"/>
+        </w:rPr>
+      </w:pPr>
+      <w:r>
+        <w:rPr>
+          <w:noProof/>
+        </w:rPr>
         <w:drawing>
           <wp:inline distT="0" distB="0" distL="0" distR="0" wp14:anchorId="18891CCB" wp14:editId="5F22684B">
             <wp:extent cx="2216264" cy="819192"/>
@@ -44,9 +52,21 @@
         <w:br/>
       </w:r>
       <w:r>
-        <w:br/>
-      </w:r>
-      <w:r>
+        <w:rPr>
+          <w:lang w:val="en-US"/>
+        </w:rPr>
+        <w:t>Task: 1</w:t>
+      </w:r>
+      <w:r>
+        <w:br/>
+      </w:r>
+      <w:r>
+        <w:br/>
+      </w:r>
+      <w:r>
+        <w:rPr>
+          <w:noProof/>
+        </w:rPr>
         <w:drawing>
           <wp:inline distT="0" distB="0" distL="0" distR="0" wp14:anchorId="5254258A" wp14:editId="0130F9E0">
             <wp:extent cx="2463927" cy="558829"/>
@@ -87,9 +107,21 @@
         <w:br/>
       </w:r>
       <w:r>
-        <w:br/>
-      </w:r>
-      <w:r>
+        <w:rPr>
+          <w:lang w:val="en-US"/>
+        </w:rPr>
+        <w:t>Task: 2</w:t>
+      </w:r>
+      <w:r>
+        <w:br/>
+      </w:r>
+      <w:r>
+        <w:br/>
+      </w:r>
+      <w:r>
+        <w:rPr>
+          <w:noProof/>
+        </w:rPr>
         <w:drawing>
           <wp:inline distT="0" distB="0" distL="0" distR="0" wp14:anchorId="5BAC4946" wp14:editId="7B83E15C">
             <wp:extent cx="2914800" cy="781090"/>
@@ -130,9 +162,21 @@
         <w:br/>
       </w:r>
       <w:r>
-        <w:br/>
-      </w:r>
-      <w:r>
+        <w:rPr>
+          <w:lang w:val="en-US"/>
+        </w:rPr>
+        <w:t>Task: 3</w:t>
+      </w:r>
+      <w:r>
+        <w:br/>
+      </w:r>
+      <w:r>
+        <w:br/>
+      </w:r>
+      <w:r>
+        <w:rPr>
+          <w:noProof/>
+        </w:rPr>
         <w:drawing>
           <wp:inline distT="0" distB="0" distL="0" distR="0" wp14:anchorId="2E89D50F" wp14:editId="78BF6B00">
             <wp:extent cx="2368672" cy="730288"/>
@@ -173,9 +217,21 @@
         <w:br/>
       </w:r>
       <w:r>
-        <w:br/>
-      </w:r>
-      <w:r>
+        <w:rPr>
+          <w:lang w:val="en-US"/>
+        </w:rPr>
+        <w:t>Task: 4</w:t>
+      </w:r>
+      <w:r>
+        <w:br/>
+      </w:r>
+      <w:r>
+        <w:br/>
+      </w:r>
+      <w:r>
+        <w:rPr>
+          <w:noProof/>
+        </w:rPr>
         <w:drawing>
           <wp:inline distT="0" distB="0" distL="0" distR="0" wp14:anchorId="19F2684C" wp14:editId="0397F199">
             <wp:extent cx="2095608" cy="723937"/>
@@ -211,6 +267,288 @@
             </a:graphic>
           </wp:inline>
         </w:drawing>
+      </w:r>
+      <w:r>
+        <w:br/>
+      </w:r>
+      <w:r>
+        <w:rPr>
+          <w:lang w:val="en-US"/>
+        </w:rPr>
+        <w:t>Task: 5</w:t>
+      </w:r>
+      <w:r>
+        <w:br/>
+      </w:r>
+      <w:r>
+        <w:br/>
+      </w:r>
+      <w:r>
+        <w:drawing>
+          <wp:inline distT="0" distB="0" distL="0" distR="0" wp14:anchorId="467BF6A5" wp14:editId="1CB1E8CB">
+            <wp:extent cx="3187864" cy="742988"/>
+            <wp:effectExtent l="0" t="0" r="0" b="0"/>
+            <wp:docPr id="6" name="Picture 6"/>
+            <wp:cNvGraphicFramePr>
+              <a:graphicFrameLocks xmlns:a="http://schemas.openxmlformats.org/drawingml/2006/main" noChangeAspect="1"/>
+            </wp:cNvGraphicFramePr>
+            <a:graphic xmlns:a="http://schemas.openxmlformats.org/drawingml/2006/main">
+              <a:graphicData uri="http://schemas.openxmlformats.org/drawingml/2006/picture">
+                <pic:pic xmlns:pic="http://schemas.openxmlformats.org/drawingml/2006/picture">
+                  <pic:nvPicPr>
+                    <pic:cNvPr id="1" name=""/>
+                    <pic:cNvPicPr/>
+                  </pic:nvPicPr>
+                  <pic:blipFill>
+                    <a:blip r:embed="rId9"/>
+                    <a:stretch>
+                      <a:fillRect/>
+                    </a:stretch>
+                  </pic:blipFill>
+                  <pic:spPr>
+                    <a:xfrm>
+                      <a:off x="0" y="0"/>
+                      <a:ext cx="3187864" cy="742988"/>
+                    </a:xfrm>
+                    <a:prstGeom prst="rect">
+                      <a:avLst/>
+                    </a:prstGeom>
+                  </pic:spPr>
+                </pic:pic>
+              </a:graphicData>
+            </a:graphic>
+          </wp:inline>
+        </w:drawing>
+      </w:r>
+      <w:r>
+        <w:br/>
+      </w:r>
+      <w:r>
+        <w:rPr>
+          <w:lang w:val="en-US"/>
+        </w:rPr>
+        <w:t>Task: 6</w:t>
+      </w:r>
+      <w:r>
+        <w:br/>
+      </w:r>
+      <w:r>
+        <w:br/>
+      </w:r>
+      <w:r>
+        <w:drawing>
+          <wp:inline distT="0" distB="0" distL="0" distR="0" wp14:anchorId="7BDE420D" wp14:editId="1898E4FC">
+            <wp:extent cx="2159111" cy="990651"/>
+            <wp:effectExtent l="0" t="0" r="0" b="0"/>
+            <wp:docPr id="7" name="Picture 7"/>
+            <wp:cNvGraphicFramePr>
+              <a:graphicFrameLocks xmlns:a="http://schemas.openxmlformats.org/drawingml/2006/main" noChangeAspect="1"/>
+            </wp:cNvGraphicFramePr>
+            <a:graphic xmlns:a="http://schemas.openxmlformats.org/drawingml/2006/main">
+              <a:graphicData uri="http://schemas.openxmlformats.org/drawingml/2006/picture">
+                <pic:pic xmlns:pic="http://schemas.openxmlformats.org/drawingml/2006/picture">
+                  <pic:nvPicPr>
+                    <pic:cNvPr id="1" name=""/>
+                    <pic:cNvPicPr/>
+                  </pic:nvPicPr>
+                  <pic:blipFill>
+                    <a:blip r:embed="rId10"/>
+                    <a:stretch>
+                      <a:fillRect/>
+                    </a:stretch>
+                  </pic:blipFill>
+                  <pic:spPr>
+                    <a:xfrm>
+                      <a:off x="0" y="0"/>
+                      <a:ext cx="2159111" cy="990651"/>
+                    </a:xfrm>
+                    <a:prstGeom prst="rect">
+                      <a:avLst/>
+                    </a:prstGeom>
+                  </pic:spPr>
+                </pic:pic>
+              </a:graphicData>
+            </a:graphic>
+          </wp:inline>
+        </w:drawing>
+      </w:r>
+      <w:r>
+        <w:br/>
+      </w:r>
+      <w:r>
+        <w:rPr>
+          <w:lang w:val="en-US"/>
+        </w:rPr>
+        <w:t>Task: 7</w:t>
+      </w:r>
+      <w:r>
+        <w:br/>
+      </w:r>
+      <w:r>
+        <w:br/>
+      </w:r>
+      <w:r>
+        <w:br/>
+      </w:r>
+      <w:r>
+        <w:drawing>
+          <wp:inline distT="0" distB="0" distL="0" distR="0" wp14:anchorId="369B05FB" wp14:editId="74414626">
+            <wp:extent cx="5658141" cy="977950"/>
+            <wp:effectExtent l="0" t="0" r="0" b="0"/>
+            <wp:docPr id="8" name="Picture 8"/>
+            <wp:cNvGraphicFramePr>
+              <a:graphicFrameLocks xmlns:a="http://schemas.openxmlformats.org/drawingml/2006/main" noChangeAspect="1"/>
+            </wp:cNvGraphicFramePr>
+            <a:graphic xmlns:a="http://schemas.openxmlformats.org/drawingml/2006/main">
+              <a:graphicData uri="http://schemas.openxmlformats.org/drawingml/2006/picture">
+                <pic:pic xmlns:pic="http://schemas.openxmlformats.org/drawingml/2006/picture">
+                  <pic:nvPicPr>
+                    <pic:cNvPr id="1" name=""/>
+                    <pic:cNvPicPr/>
+                  </pic:nvPicPr>
+                  <pic:blipFill>
+                    <a:blip r:embed="rId11"/>
+                    <a:stretch>
+                      <a:fillRect/>
+                    </a:stretch>
+                  </pic:blipFill>
+                  <pic:spPr>
+                    <a:xfrm>
+                      <a:off x="0" y="0"/>
+                      <a:ext cx="5658141" cy="977950"/>
+                    </a:xfrm>
+                    <a:prstGeom prst="rect">
+                      <a:avLst/>
+                    </a:prstGeom>
+                  </pic:spPr>
+                </pic:pic>
+              </a:graphicData>
+            </a:graphic>
+          </wp:inline>
+        </w:drawing>
+      </w:r>
+      <w:r>
+        <w:br/>
+      </w:r>
+      <w:r>
+        <w:rPr>
+          <w:lang w:val="en-US"/>
+        </w:rPr>
+        <w:lastRenderedPageBreak/>
+        <w:t>Task:8</w:t>
+      </w:r>
+      <w:r>
+        <w:br/>
+      </w:r>
+      <w:r>
+        <w:br/>
+      </w:r>
+      <w:r>
+        <w:drawing>
+          <wp:inline distT="0" distB="0" distL="0" distR="0" wp14:anchorId="1D16FEDA" wp14:editId="163BB575">
+            <wp:extent cx="2559182" cy="1130358"/>
+            <wp:effectExtent l="0" t="0" r="0" b="0"/>
+            <wp:docPr id="9" name="Picture 9"/>
+            <wp:cNvGraphicFramePr>
+              <a:graphicFrameLocks xmlns:a="http://schemas.openxmlformats.org/drawingml/2006/main" noChangeAspect="1"/>
+            </wp:cNvGraphicFramePr>
+            <a:graphic xmlns:a="http://schemas.openxmlformats.org/drawingml/2006/main">
+              <a:graphicData uri="http://schemas.openxmlformats.org/drawingml/2006/picture">
+                <pic:pic xmlns:pic="http://schemas.openxmlformats.org/drawingml/2006/picture">
+                  <pic:nvPicPr>
+                    <pic:cNvPr id="1" name=""/>
+                    <pic:cNvPicPr/>
+                  </pic:nvPicPr>
+                  <pic:blipFill>
+                    <a:blip r:embed="rId12"/>
+                    <a:stretch>
+                      <a:fillRect/>
+                    </a:stretch>
+                  </pic:blipFill>
+                  <pic:spPr>
+                    <a:xfrm>
+                      <a:off x="0" y="0"/>
+                      <a:ext cx="2559182" cy="1130358"/>
+                    </a:xfrm>
+                    <a:prstGeom prst="rect">
+                      <a:avLst/>
+                    </a:prstGeom>
+                  </pic:spPr>
+                </pic:pic>
+              </a:graphicData>
+            </a:graphic>
+          </wp:inline>
+        </w:drawing>
+      </w:r>
+      <w:r>
+        <w:br/>
+      </w:r>
+      <w:r>
+        <w:br/>
+      </w:r>
+      <w:r>
+        <w:rPr>
+          <w:lang w:val="en-US"/>
+        </w:rPr>
+        <w:t>Task:9</w:t>
+      </w:r>
+      <w:r>
+        <w:br/>
+      </w:r>
+      <w:r>
+        <w:br/>
+      </w:r>
+      <w:r>
+        <w:br/>
+      </w:r>
+      <w:r>
+        <w:drawing>
+          <wp:inline distT="0" distB="0" distL="0" distR="0" wp14:anchorId="327ECB48" wp14:editId="454944B9">
+            <wp:extent cx="4115011" cy="882695"/>
+            <wp:effectExtent l="0" t="0" r="0" b="0"/>
+            <wp:docPr id="10" name="Picture 10"/>
+            <wp:cNvGraphicFramePr>
+              <a:graphicFrameLocks xmlns:a="http://schemas.openxmlformats.org/drawingml/2006/main" noChangeAspect="1"/>
+            </wp:cNvGraphicFramePr>
+            <a:graphic xmlns:a="http://schemas.openxmlformats.org/drawingml/2006/main">
+              <a:graphicData uri="http://schemas.openxmlformats.org/drawingml/2006/picture">
+                <pic:pic xmlns:pic="http://schemas.openxmlformats.org/drawingml/2006/picture">
+                  <pic:nvPicPr>
+                    <pic:cNvPr id="1" name=""/>
+                    <pic:cNvPicPr/>
+                  </pic:nvPicPr>
+                  <pic:blipFill>
+                    <a:blip r:embed="rId13"/>
+                    <a:stretch>
+                      <a:fillRect/>
+                    </a:stretch>
+                  </pic:blipFill>
+                  <pic:spPr>
+                    <a:xfrm>
+                      <a:off x="0" y="0"/>
+                      <a:ext cx="4115011" cy="882695"/>
+                    </a:xfrm>
+                    <a:prstGeom prst="rect">
+                      <a:avLst/>
+                    </a:prstGeom>
+                  </pic:spPr>
+                </pic:pic>
+              </a:graphicData>
+            </a:graphic>
+          </wp:inline>
+        </w:drawing>
+      </w:r>
+      <w:r>
+        <w:br/>
+      </w:r>
+      <w:r>
+        <w:br/>
+      </w:r>
+      <w:r>
+        <w:rPr>
+          <w:lang w:val="en-US"/>
+        </w:rPr>
+        <w:t>Task:10</w:t>
       </w:r>
     </w:p>
     <w:sectPr>
